--- a/assets/FDE-CV/Maleeha-Bilal-CV-Forward-Deployed-Engineer-A4.docx
+++ b/assets/FDE-CV/Maleeha-Bilal-CV-Forward-Deployed-Engineer-A4.docx
@@ -28,7 +28,7 @@
           <w:sz w:val="22"/>
           <w:szCs w:val="22"/>
         </w:rPr>
-        <w:t xml:space="preserve">Forward Deployed Engineer  ·  Client-Facing Delivery &amp; Automation</w:t>
+        <w:t>Forward Deployed Engineer · Software Engineer  ·  Client-Facing Delivery, Full-Stack &amp; Automation</w:t>
       </w:r>
     </w:p>
     <w:p>
@@ -149,7 +149,7 @@
           <w:sz w:val="21"/>
           <w:szCs w:val="21"/>
         </w:rPr>
-        <w:t xml:space="preserve">Engineer who takes client problems from requirements through to production — scoping, building, deploying and supporting software in client-facing settings. Delivers across web, mobile and cloud automation in TypeScript and Python, using spec-driven development, written runbooks and agent tooling (MCP). Career changer with 15 years in education and finance, now building software full-time. MSc Economics &amp; Finance, Distinction (CGPA 3.92/4.00).</w:t>
+        <w:t>Engineer who takes client problems from requirements through to production — scoping, building, deploying and supporting software in client-facing settings. Delivers across web, mobile and cloud automation in TypeScript and Python, using spec-driven development, written runbooks and agent tooling (MCP). Career changer from banking operations and economics teaching, now building software full-time — prior audit, reconciliation and financial-statement work gives direct domain literacy for financial-services delivery. MSc Economics &amp; Finance, Distinction (CGPA 3.92/4.00).</w:t>
       </w:r>
     </w:p>
     <w:p>
@@ -769,62 +769,93 @@
           <w:sz w:val="20"/>
           <w:szCs w:val="20"/>
         </w:rPr>
-        <w:t xml:space="preserve">Education</w:t>
-      </w:r>
-    </w:p>
-    <w:p>
-      <w:pPr>
-        <w:spacing w:before="0" w:after="15" w:line="230" w:lineRule="auto"/>
-      </w:pPr>
-      <w:r>
-        <w:rPr>
-          <w:b/>
-          <w:sz w:val="20"/>
-          <w:szCs w:val="20"/>
-        </w:rPr>
-        <w:t xml:space="preserve">Agentic AI &amp; Robotics Engineering — Panaversity / PIAIC, Batch 83</w:t>
-      </w:r>
-      <w:r>
-        <w:rPr>
-          <w:color w:val="3D4852"/>
-          <w:sz w:val="19"/>
-          <w:szCs w:val="19"/>
-        </w:rPr>
-        <w:t xml:space="preserve"> In progress · expected May 2027</w:t>
-      </w:r>
-    </w:p>
-    <w:p>
-      <w:pPr>
-        <w:spacing w:before="0" w:after="15" w:line="230" w:lineRule="auto"/>
-      </w:pPr>
-      <w:r>
-        <w:rPr>
-          <w:b/>
-          <w:sz w:val="20"/>
-          <w:szCs w:val="20"/>
-        </w:rPr>
-        <w:t xml:space="preserve">MSc Economics &amp; Finance — International Islamic University Islamabad</w:t>
-      </w:r>
-      <w:r>
-        <w:rPr>
-          <w:color w:val="3D4852"/>
-          <w:sz w:val="19"/>
-          <w:szCs w:val="19"/>
-        </w:rPr>
-        <w:t xml:space="preserve"> Distinction · CGPA 3.92 / 4.00</w:t>
-      </w:r>
-    </w:p>
-    <w:p>
-      <w:pPr>
-        <w:spacing w:before="0" w:after="15" w:line="230" w:lineRule="auto"/>
-      </w:pPr>
-      <w:r>
-        <w:rPr>
-          <w:b/>
-          <w:sz w:val="20"/>
-          <w:szCs w:val="20"/>
-        </w:rPr>
-        <w:t xml:space="preserve">Bachelor of Education — Allama Iqbal Open University</w:t>
+        <w:t>Earlier Career — Banking &amp; Finance</w:t>
+      </w:r>
+    </w:p>
+    <w:p>
+      <w:pPr>
+        <w:keepNext/>
+        <w:keepLines/>
+        <w:spacing w:before="75" w:after="15" w:line="230" w:lineRule="auto"/>
+      </w:pPr>
+      <w:r>
+        <w:rPr>
+          <w:b/>
+          <w:sz w:val="21"/>
+          <w:szCs w:val="21"/>
+        </w:rPr>
+        <w:t>Admin &amp; Accounts Officer (OG-II) — Askari Commercial Bank Ltd, Islamic Banking Branch</w:t>
+      </w:r>
+      <w:r>
+        <w:rPr>
+          <w:color w:val="3D4852"/>
+          <w:sz w:val="19"/>
+          <w:szCs w:val="19"/>
+        </w:rPr>
+        <w:t xml:space="preserve"> Islamabad  ·  Feb 2007 – Jan 2009</w:t>
+      </w:r>
+    </w:p>
+    <w:p>
+      <w:pPr>
+        <w:ind w:left="200" w:hanging="200"/>
+        <w:spacing w:before="0" w:after="0" w:line="228" w:lineRule="auto"/>
+      </w:pPr>
+      <w:r>
+        <w:rPr>
+          <w:sz w:val="21"/>
+          <w:szCs w:val="21"/>
+        </w:rPr>
+        <w:t xml:space="preserve">• </w:t>
+      </w:r>
+      <w:r>
+        <w:rPr>
+          <w:sz w:val="21"/>
+          <w:szCs w:val="21"/>
+        </w:rPr>
+        <w:t>Audit and reconciliation procedures, daily deposits/advances/account-holder reporting, payroll and tax deductions, fixed-asset registers with depreciation, and monthly-to-annual financial statements.</w:t>
+      </w:r>
+    </w:p>
+    <w:p>
+      <w:pPr>
+        <w:keepNext/>
+        <w:keepLines/>
+        <w:spacing w:before="75" w:after="15" w:line="230" w:lineRule="auto"/>
+      </w:pPr>
+      <w:r>
+        <w:rPr>
+          <w:b/>
+          <w:sz w:val="21"/>
+          <w:szCs w:val="21"/>
+        </w:rPr>
+        <w:t>Communication &amp; Accounts Officer — Kay &amp; A (Pvt.) Limited</w:t>
+      </w:r>
+      <w:r>
+        <w:rPr>
+          <w:color w:val="3D4852"/>
+          <w:sz w:val="19"/>
+          <w:szCs w:val="19"/>
+        </w:rPr>
+        <w:t xml:space="preserve"> Oct 2006 – Feb 2007</w:t>
+      </w:r>
+    </w:p>
+    <w:p>
+      <w:pPr>
+        <w:ind w:left="200" w:hanging="200"/>
+        <w:spacing w:before="0" w:after="0" w:line="228" w:lineRule="auto"/>
+      </w:pPr>
+      <w:r>
+        <w:rPr>
+          <w:sz w:val="21"/>
+          <w:szCs w:val="21"/>
+        </w:rPr>
+        <w:t xml:space="preserve">• </w:t>
+      </w:r>
+      <w:r>
+        <w:rPr>
+          <w:sz w:val="21"/>
+          <w:szCs w:val="21"/>
+        </w:rPr>
+        <w:t>Organisational expenditure reporting, management scheduling and client-facing administrative support.</w:t>
       </w:r>
     </w:p>
     <w:p>
@@ -845,6 +876,103 @@
           <w:sz w:val="20"/>
           <w:szCs w:val="20"/>
         </w:rPr>
+        <w:t xml:space="preserve">Education</w:t>
+      </w:r>
+    </w:p>
+    <w:p>
+      <w:pPr>
+        <w:spacing w:before="0" w:after="15" w:line="230" w:lineRule="auto"/>
+      </w:pPr>
+      <w:r>
+        <w:rPr>
+          <w:b/>
+          <w:sz w:val="20"/>
+          <w:szCs w:val="20"/>
+        </w:rPr>
+        <w:t xml:space="preserve">Agentic AI &amp; Robotics Engineering — Panaversity / PIAIC, Batch 83</w:t>
+      </w:r>
+      <w:r>
+        <w:rPr>
+          <w:color w:val="3D4852"/>
+          <w:sz w:val="19"/>
+          <w:szCs w:val="19"/>
+        </w:rPr>
+        <w:t xml:space="preserve"> In progress · expected May 2027</w:t>
+      </w:r>
+    </w:p>
+    <w:p>
+      <w:pPr>
+        <w:spacing w:before="0" w:after="15" w:line="230" w:lineRule="auto"/>
+      </w:pPr>
+      <w:r>
+        <w:rPr>
+          <w:b/>
+          <w:sz w:val="20"/>
+          <w:szCs w:val="20"/>
+        </w:rPr>
+        <w:t xml:space="preserve">MSc Economics &amp; Finance — International Islamic University Islamabad</w:t>
+      </w:r>
+      <w:r>
+        <w:rPr>
+          <w:color w:val="3D4852"/>
+          <w:sz w:val="19"/>
+          <w:szCs w:val="19"/>
+        </w:rPr>
+        <w:t xml:space="preserve"> Distinction · CGPA 3.92 / 4.00</w:t>
+      </w:r>
+    </w:p>
+    <w:p>
+      <w:pPr>
+        <w:spacing w:before="0" w:after="15" w:line="230" w:lineRule="auto"/>
+      </w:pPr>
+      <w:r>
+        <w:rPr>
+          <w:b/>
+          <w:sz w:val="20"/>
+          <w:szCs w:val="20"/>
+        </w:rPr>
+        <w:t xml:space="preserve">Bachelor of Education — Allama Iqbal Open University</w:t>
+      </w:r>
+    </w:p>
+    <w:p>
+      <w:pPr>
+        <w:spacing w:before="0" w:after="15" w:line="230" w:lineRule="auto"/>
+      </w:pPr>
+      <w:r>
+        <w:rPr>
+          <w:b/>
+          <w:sz w:val="20"/>
+          <w:szCs w:val="20"/>
+        </w:rPr>
+        <w:t>Bachelor of Commerce — Punjab University</w:t>
+      </w:r>
+      <w:r>
+        <w:rPr>
+          <w:color w:val="3D4852"/>
+          <w:sz w:val="19"/>
+          <w:szCs w:val="19"/>
+        </w:rPr>
+        <w:t xml:space="preserve"> 1999 – 2001</w:t>
+      </w:r>
+    </w:p>
+    <w:p>
+      <w:pPr>
+        <w:keepNext/>
+        <w:keepLines/>
+        <w:pBdr>
+          <w:bottom w:val="single" w:sz="6" w:space="2" w:color="9AA5B1"/>
+        </w:pBdr>
+        <w:spacing w:before="120" w:after="45" w:line="230" w:lineRule="auto"/>
+      </w:pPr>
+      <w:r>
+        <w:rPr>
+          <w:b/>
+          <w:caps/>
+          <w:color w:val="1A1A1A"/>
+          <w:spacing w:val="30"/>
+          <w:sz w:val="20"/>
+          <w:szCs w:val="20"/>
+        </w:rPr>
         <w:t xml:space="preserve">Certifications</w:t>
       </w:r>
     </w:p>
@@ -857,7 +985,7 @@
           <w:sz w:val="20"/>
           <w:szCs w:val="20"/>
         </w:rPr>
-        <w:t xml:space="preserve">OpenClaw with General Agents (Jul 2026)  ·  Agent Factory Fundamentals: Building Digital FTEs (Jan 2026)  ·  General Agents Fundamentals Part 1 (Feb 2026)</w:t>
+        <w:t>OpenClaw with General Agents (Jul 2026)  ·  Agent Factory Fundamentals: Building Digital FTEs (Jan 2026)  ·  General Agents Fundamentals Part 1 (Feb 2026)  ·  General Banking Course (2007)</w:t>
       </w:r>
     </w:p>
     <w:p>

--- a/assets/FDE-CV/Maleeha-Bilal-CV-Forward-Deployed-Engineer-A4.docx
+++ b/assets/FDE-CV/Maleeha-Bilal-CV-Forward-Deployed-Engineer-A4.docx
@@ -42,7 +42,7 @@
           <w:sz w:val="18"/>
           <w:szCs w:val="18"/>
         </w:rPr>
-        <w:t xml:space="preserve">Islamabad, Pakistan  ·  Open to relocation (UK / EU / Gulf) and fully remote roles  ·  Requires visa sponsorship</w:t>
+        <w:t>Islamabad, Pakistan  ·  Open to relocation (UK / EU / Gulf) and fully remote roles</w:t>
       </w:r>
     </w:p>
     <w:p>
@@ -497,7 +497,7 @@
           <w:sz w:val="19"/>
           <w:szCs w:val="19"/>
         </w:rPr>
-        <w:t xml:space="preserve"> Lahore  ·  2023 – 2026</w:t>
+        <w:t xml:space="preserve"> Islamabad  ·  2023 – 2026</w:t>
       </w:r>
     </w:p>
     <w:p>
